--- a/pr-preview/pr-226/chapters/citations-evidence.docx
+++ b/pr-preview/pr-226/chapters/citations-evidence.docx
@@ -15,7 +15,7 @@
         <w:pStyle w:val="Date"/>
       </w:pPr>
       <w:r>
-        <w:t xml:space="preserve">Last modified: 2026-10-16 02:57:01 (PDT)</w:t>
+        <w:t xml:space="preserve">Last modified: 2026-10-16 03:53:59 (PDT)</w:t>
       </w:r>
     </w:p>
     <w:p>
@@ -3210,14 +3210,167 @@
         <w:t xml:space="preserve">(Mitchell 1997)</w:t>
       </w:r>
     </w:p>
+    <w:p>
+      <w:pPr>
+        <w:pStyle w:val="FirstParagraph"/>
+      </w:pPr>
+      <w:r>
+        <w:t xml:space="preserve">Credit a quotation to whoever speaks it in the primary source,</w:t>
+      </w:r>
+      <w:r>
+        <w:t xml:space="preserve"> </w:t>
+      </w:r>
+      <w:r>
+        <w:t xml:space="preserve">even when the speaker is quoting someone else.</w:t>
+      </w:r>
+      <w:r>
+        <w:t xml:space="preserve"> </w:t>
+      </w:r>
+      <w:r>
+        <w:t xml:space="preserve">When attribution is in doubt, read the primary source (a transcript, the original page) first.</w:t>
+      </w:r>
+      <w:r>
+        <w:t xml:space="preserve"> </w:t>
+      </w:r>
+      <w:r>
+        <w:t xml:space="preserve">Uncertainty about who said a line is not evidence about who said it.</w:t>
+      </w:r>
+    </w:p>
     <w:bookmarkEnd w:id="39"/>
-    <w:bookmarkStart w:id="42" w:name="cite-the-original-for-named-results"/>
+    <w:bookmarkStart w:id="40" w:name="Xdc6e961a4731f42c2c786ef03a498fc72396848"/>
     <w:p>
       <w:pPr>
         <w:pStyle w:val="Heading2"/>
       </w:pPr>
       <w:r>
-        <w:t xml:space="preserve">11 Cite the original for named results</w:t>
+        <w:t xml:space="preserve">11 Copy organization names from their source</w:t>
+      </w:r>
+    </w:p>
+    <w:p>
+      <w:pPr>
+        <w:pStyle w:val="FirstParagraph"/>
+      </w:pPr>
+      <w:r>
+        <w:t xml:space="preserve">When a bibliography entry names an organization,</w:t>
+      </w:r>
+      <w:r>
+        <w:t xml:space="preserve"> </w:t>
+      </w:r>
+      <w:r>
+        <w:t xml:space="preserve">copy the name from the organization’s own page (its about page, README or footer)</w:t>
+      </w:r>
+      <w:r>
+        <w:t xml:space="preserve"> </w:t>
+      </w:r>
+      <w:r>
+        <w:t xml:space="preserve">rather than expanding an acronym from memory.</w:t>
+      </w:r>
+    </w:p>
+    <w:bookmarkEnd w:id="40"/>
+    <w:bookmarkStart w:id="41" w:name="cite-an-alias-directly"/>
+    <w:p>
+      <w:pPr>
+        <w:pStyle w:val="Heading2"/>
+      </w:pPr>
+      <w:r>
+        <w:t xml:space="preserve">12 Cite an alias directly</w:t>
+      </w:r>
+    </w:p>
+    <w:p>
+      <w:pPr>
+        <w:pStyle w:val="FirstParagraph"/>
+      </w:pPr>
+      <w:r>
+        <w:t xml:space="preserve">When a source uses another name for a defined term,</w:t>
+      </w:r>
+      <w:r>
+        <w:t xml:space="preserve"> </w:t>
+      </w:r>
+      <w:r>
+        <w:t xml:space="preserve">write the alias in bold and cite the source after it,</w:t>
+      </w:r>
+      <w:r>
+        <w:t xml:space="preserve"> </w:t>
+      </w:r>
+      <w:r>
+        <w:t xml:space="preserve">as in</w:t>
+      </w:r>
+      <w:r>
+        <w:t xml:space="preserve"> </w:t>
+      </w:r>
+      <w:r>
+        <w:rPr>
+          <w:rStyle w:val="VerbatimChar"/>
+        </w:rPr>
+        <w:t xml:space="preserve">also called the **alias** [@key, section]</w:t>
+      </w:r>
+      <w:r>
+        <w:t xml:space="preserve">.</w:t>
+      </w:r>
+      <w:r>
+        <w:t xml:space="preserve"> </w:t>
+      </w:r>
+      <w:r>
+        <w:t xml:space="preserve">The citation already says that the source uses the name,</w:t>
+      </w:r>
+      <w:r>
+        <w:t xml:space="preserve"> </w:t>
+      </w:r>
+      <w:r>
+        <w:t xml:space="preserve">so do not add a sentence such as</w:t>
+      </w:r>
+      <w:r>
+        <w:t xml:space="preserve"> </w:t>
+      </w:r>
+      <w:r>
+        <w:t xml:space="preserve">“The source uses that name”</w:t>
+      </w:r>
+      <w:r>
+        <w:t xml:space="preserve">.</w:t>
+      </w:r>
+    </w:p>
+    <w:p>
+      <w:pPr>
+        <w:pStyle w:val="BlockText"/>
+      </w:pPr>
+      <w:r>
+        <w:t xml:space="preserve">❌</w:t>
+      </w:r>
+      <w:r>
+        <w:t xml:space="preserve"> </w:t>
+      </w:r>
+      <w:r>
+        <w:rPr>
+          <w:rStyle w:val="VerbatimChar"/>
+        </w:rPr>
+        <w:t xml:space="preserve">also called the **alias**. The cited textbook uses that name.</w:t>
+      </w:r>
+    </w:p>
+    <w:p>
+      <w:pPr>
+        <w:pStyle w:val="BlockText"/>
+      </w:pPr>
+      <w:r>
+        <w:t xml:space="preserve">✅</w:t>
+      </w:r>
+      <w:r>
+        <w:t xml:space="preserve"> </w:t>
+      </w:r>
+      <w:r>
+        <w:rPr>
+          <w:rStyle w:val="VerbatimChar"/>
+        </w:rPr>
+        <w:t xml:space="preserve">also called the **alias** [@key, section]</w:t>
+      </w:r>
+    </w:p>
+    <w:bookmarkEnd w:id="41"/>
+    <w:bookmarkStart w:id="44" w:name="cite-the-original-for-named-results"/>
+    <w:p>
+      <w:pPr>
+        <w:pStyle w:val="Heading2"/>
+      </w:pPr>
+      <w:r>
+        <w:t xml:space="preserve">13 Cite the original for named results</w:t>
       </w:r>
     </w:p>
     <w:p>
@@ -3492,7 +3645,7 @@
       <w:r>
         <w:t xml:space="preserve"> </w:t>
       </w:r>
-      <w:hyperlink r:id="rId40">
+      <w:hyperlink r:id="rId42">
         <w:r>
           <w:rPr>
             <w:rStyle w:val="Hyperlink"/>
@@ -3518,7 +3671,7 @@
         <w:t xml:space="preserve">and never fill in a title, volume, or page number from memory.</w:t>
       </w:r>
     </w:p>
-    <w:bookmarkStart w:id="41" w:name="exm-cite-original"/>
+    <w:bookmarkStart w:id="43" w:name="exm-cite-original"/>
     <w:p>
       <w:pPr>
         <w:pStyle w:val="BodyText"/>
@@ -3592,15 +3745,15 @@
         <w:t xml:space="preserve">.</w:t>
       </w:r>
     </w:p>
-    <w:bookmarkEnd w:id="41"/>
-    <w:bookmarkEnd w:id="42"/>
-    <w:bookmarkStart w:id="43" w:name="put-the-content-first"/>
+    <w:bookmarkEnd w:id="43"/>
+    <w:bookmarkEnd w:id="44"/>
+    <w:bookmarkStart w:id="45" w:name="put-the-content-first"/>
     <w:p>
       <w:pPr>
         <w:pStyle w:val="Heading2"/>
       </w:pPr>
       <w:r>
-        <w:t xml:space="preserve">12 Put the content first</w:t>
+        <w:t xml:space="preserve">14 Put the content first</w:t>
       </w:r>
     </w:p>
     <w:p>
@@ -3647,14 +3800,14 @@
         <w:t xml:space="preserve">without commentary on who said it or where it was repeated.</w:t>
       </w:r>
     </w:p>
-    <w:bookmarkEnd w:id="43"/>
-    <w:bookmarkStart w:id="45" w:name="adapting-another-courses-material"/>
+    <w:bookmarkEnd w:id="45"/>
+    <w:bookmarkStart w:id="47" w:name="adapting-another-courses-material"/>
     <w:p>
       <w:pPr>
         <w:pStyle w:val="Heading2"/>
       </w:pPr>
       <w:r>
-        <w:t xml:space="preserve">13 Adapting another course’s material</w:t>
+        <w:t xml:space="preserve">15 Adapting another course’s material</w:t>
       </w:r>
     </w:p>
     <w:p>
@@ -3893,13 +4046,13 @@
         <w:t xml:space="preserve">:::</w:t>
       </w:r>
     </w:p>
-    <w:bookmarkStart w:id="44" w:name="material-from-your-own-repositories"/>
+    <w:bookmarkStart w:id="46" w:name="material-from-your-own-repositories"/>
     <w:p>
       <w:pPr>
         <w:pStyle w:val="Heading3"/>
       </w:pPr>
       <w:r>
-        <w:t xml:space="preserve">13.1 Material from your own repositories</w:t>
+        <w:t xml:space="preserve">15.1 Material from your own repositories</w:t>
       </w:r>
     </w:p>
     <w:p>
@@ -4022,15 +4175,15 @@
         <w:t xml:space="preserve">That link is a cross-reference, not an attribution.</w:t>
       </w:r>
     </w:p>
-    <w:bookmarkEnd w:id="44"/>
-    <w:bookmarkEnd w:id="45"/>
-    <w:bookmarkStart w:id="46" w:name="common-citation-errors-to-avoid"/>
+    <w:bookmarkEnd w:id="46"/>
+    <w:bookmarkEnd w:id="47"/>
+    <w:bookmarkStart w:id="48" w:name="common-citation-errors-to-avoid"/>
     <w:p>
       <w:pPr>
         <w:pStyle w:val="Heading2"/>
       </w:pPr>
       <w:r>
-        <w:t xml:space="preserve">14 Common citation errors to avoid</w:t>
+        <w:t xml:space="preserve">16 Common citation errors to avoid</w:t>
       </w:r>
     </w:p>
     <w:p>
@@ -4208,23 +4361,23 @@
         <w:t xml:space="preserve">: Failing to cite work that directly influenced your ideas</w:t>
       </w:r>
     </w:p>
-    <w:bookmarkEnd w:id="46"/>
-    <w:bookmarkStart w:id="52" w:name="examples"/>
+    <w:bookmarkEnd w:id="48"/>
+    <w:bookmarkStart w:id="54" w:name="examples"/>
     <w:p>
       <w:pPr>
         <w:pStyle w:val="Heading2"/>
       </w:pPr>
       <w:r>
-        <w:t xml:space="preserve">15 Examples</w:t>
-      </w:r>
-    </w:p>
-    <w:bookmarkStart w:id="47" w:name="poor-unsupported-claim"/>
+        <w:t xml:space="preserve">17 Examples</w:t>
+      </w:r>
+    </w:p>
+    <w:bookmarkStart w:id="49" w:name="poor-unsupported-claim"/>
     <w:p>
       <w:pPr>
         <w:pStyle w:val="Heading3"/>
       </w:pPr>
       <w:r>
-        <w:t xml:space="preserve">15.1 Poor (unsupported claim)</w:t>
+        <w:t xml:space="preserve">17.1 Poor (unsupported claim)</w:t>
       </w:r>
     </w:p>
     <w:p>
@@ -4250,14 +4403,14 @@
         <w:t xml:space="preserve">: This claim is stated as fact without any support.</w:t>
       </w:r>
     </w:p>
-    <w:bookmarkEnd w:id="47"/>
-    <w:bookmarkStart w:id="48" w:name="better-citation-provided"/>
+    <w:bookmarkEnd w:id="49"/>
+    <w:bookmarkStart w:id="50" w:name="better-citation-provided"/>
     <w:p>
       <w:pPr>
         <w:pStyle w:val="Heading3"/>
       </w:pPr>
       <w:r>
-        <w:t xml:space="preserve">15.2 Better (citation provided)</w:t>
+        <w:t xml:space="preserve">17.2 Better (citation provided)</w:t>
       </w:r>
     </w:p>
     <w:p>
@@ -4292,14 +4445,14 @@
         <w:t xml:space="preserve">: Citations provide evidence for the claim.</w:t>
       </w:r>
     </w:p>
-    <w:bookmarkEnd w:id="48"/>
-    <w:bookmarkStart w:id="49" w:name="best-citation-with-context"/>
+    <w:bookmarkEnd w:id="50"/>
+    <w:bookmarkStart w:id="51" w:name="best-citation-with-context"/>
     <w:p>
       <w:pPr>
         <w:pStyle w:val="Heading3"/>
       </w:pPr>
       <w:r>
-        <w:t xml:space="preserve">15.3 Best (citation with context)</w:t>
+        <w:t xml:space="preserve">17.3 Best (citation with context)</w:t>
       </w:r>
     </w:p>
     <w:p>
@@ -4346,14 +4499,14 @@
         <w:t xml:space="preserve">: The specific support each citation provides is explained.</w:t>
       </w:r>
     </w:p>
-    <w:bookmarkEnd w:id="49"/>
-    <w:bookmarkStart w:id="50" w:name="poor-irrelevant-citation"/>
+    <w:bookmarkEnd w:id="51"/>
+    <w:bookmarkStart w:id="52" w:name="poor-irrelevant-citation"/>
     <w:p>
       <w:pPr>
         <w:pStyle w:val="Heading3"/>
       </w:pPr>
       <w:r>
-        <w:t xml:space="preserve">15.4 Poor (irrelevant citation)</w:t>
+        <w:t xml:space="preserve">17.4 Poor (irrelevant citation)</w:t>
       </w:r>
     </w:p>
     <w:p>
@@ -4388,14 +4541,14 @@
         <w:t xml:space="preserve">: Knuth’s 1984 paper on literate programming doesn’t address Python or data science.</w:t>
       </w:r>
     </w:p>
-    <w:bookmarkEnd w:id="50"/>
-    <w:bookmarkStart w:id="51" w:name="better-relevant-citation"/>
+    <w:bookmarkEnd w:id="52"/>
+    <w:bookmarkStart w:id="53" w:name="better-relevant-citation"/>
     <w:p>
       <w:pPr>
         <w:pStyle w:val="Heading3"/>
       </w:pPr>
       <w:r>
-        <w:t xml:space="preserve">15.5 Better (relevant citation)</w:t>
+        <w:t xml:space="preserve">17.5 Better (relevant citation)</w:t>
       </w:r>
     </w:p>
     <w:p>
@@ -4430,15 +4583,15 @@
         <w:t xml:space="preserve">: The citation is to a current survey of programming language usage.</w:t>
       </w:r>
     </w:p>
-    <w:bookmarkEnd w:id="51"/>
-    <w:bookmarkEnd w:id="52"/>
-    <w:bookmarkStart w:id="69" w:name="conclusion"/>
+    <w:bookmarkEnd w:id="53"/>
+    <w:bookmarkEnd w:id="54"/>
+    <w:bookmarkStart w:id="71" w:name="conclusion"/>
     <w:p>
       <w:pPr>
         <w:pStyle w:val="Heading2"/>
       </w:pPr>
       <w:r>
-        <w:t xml:space="preserve">16 Conclusion</w:t>
+        <w:t xml:space="preserve">18 Conclusion</w:t>
       </w:r>
     </w:p>
     <w:p>
@@ -4491,8 +4644,8 @@
         <w:t xml:space="preserve">add a citation or present direct evidence.</w:t>
       </w:r>
     </w:p>
-    <w:bookmarkStart w:id="68" w:name="refs"/>
-    <w:bookmarkStart w:id="54" w:name="ref-bienayme1853"/>
+    <w:bookmarkStart w:id="70" w:name="refs"/>
+    <w:bookmarkStart w:id="56" w:name="ref-bienayme1853"/>
     <w:p>
       <w:pPr>
         <w:pStyle w:val="Bibliography"/>
@@ -4537,7 +4690,7 @@
       <w:r>
         <w:t xml:space="preserve"> </w:t>
       </w:r>
-      <w:hyperlink r:id="rId53">
+      <w:hyperlink r:id="rId55">
         <w:r>
           <w:rPr>
             <w:rStyle w:val="Hyperlink"/>
@@ -4549,8 +4702,8 @@
         <w:t xml:space="preserve">.</w:t>
       </w:r>
     </w:p>
-    <w:bookmarkEnd w:id="54"/>
-    <w:bookmarkStart w:id="56" w:name="ref-blitzstein2019introduction"/>
+    <w:bookmarkEnd w:id="56"/>
+    <w:bookmarkStart w:id="58" w:name="ref-blitzstein2019introduction"/>
     <w:p>
       <w:pPr>
         <w:pStyle w:val="Bibliography"/>
@@ -4574,7 +4727,7 @@
       <w:r>
         <w:t xml:space="preserve"> </w:t>
       </w:r>
-      <w:hyperlink r:id="rId55">
+      <w:hyperlink r:id="rId57">
         <w:r>
           <w:rPr>
             <w:rStyle w:val="Hyperlink"/>
@@ -4586,8 +4739,8 @@
         <w:t xml:space="preserve">.</w:t>
       </w:r>
     </w:p>
-    <w:bookmarkEnd w:id="56"/>
-    <w:bookmarkStart w:id="58" w:name="ref-hawkins2004"/>
+    <w:bookmarkEnd w:id="58"/>
+    <w:bookmarkStart w:id="60" w:name="ref-hawkins2004"/>
     <w:p>
       <w:pPr>
         <w:pStyle w:val="Bibliography"/>
@@ -4620,7 +4773,7 @@
       <w:r>
         <w:t xml:space="preserve"> </w:t>
       </w:r>
-      <w:hyperlink r:id="rId57">
+      <w:hyperlink r:id="rId59">
         <w:r>
           <w:rPr>
             <w:rStyle w:val="Hyperlink"/>
@@ -4632,8 +4785,8 @@
         <w:t xml:space="preserve">.</w:t>
       </w:r>
     </w:p>
-    <w:bookmarkEnd w:id="58"/>
-    <w:bookmarkStart w:id="60" w:name="ref-knuth84"/>
+    <w:bookmarkEnd w:id="60"/>
+    <w:bookmarkStart w:id="62" w:name="ref-knuth84"/>
     <w:p>
       <w:pPr>
         <w:pStyle w:val="Bibliography"/>
@@ -4666,7 +4819,7 @@
       <w:r>
         <w:t xml:space="preserve"> </w:t>
       </w:r>
-      <w:hyperlink r:id="rId59">
+      <w:hyperlink r:id="rId61">
         <w:r>
           <w:rPr>
             <w:rStyle w:val="Hyperlink"/>
@@ -4678,8 +4831,8 @@
         <w:t xml:space="preserve">.</w:t>
       </w:r>
     </w:p>
-    <w:bookmarkEnd w:id="60"/>
-    <w:bookmarkStart w:id="61" w:name="ref-mitchell1997"/>
+    <w:bookmarkEnd w:id="62"/>
+    <w:bookmarkStart w:id="63" w:name="ref-mitchell1997"/>
     <w:p>
       <w:pPr>
         <w:pStyle w:val="Bibliography"/>
@@ -4701,8 +4854,8 @@
         <w:t xml:space="preserve">. McGraw-Hill.</w:t>
       </w:r>
     </w:p>
-    <w:bookmarkEnd w:id="61"/>
-    <w:bookmarkStart w:id="63" w:name="ref-stackoverflow2024"/>
+    <w:bookmarkEnd w:id="63"/>
+    <w:bookmarkStart w:id="65" w:name="ref-stackoverflow2024"/>
     <w:p>
       <w:pPr>
         <w:pStyle w:val="Bibliography"/>
@@ -4726,7 +4879,7 @@
       <w:r>
         <w:t xml:space="preserve"> </w:t>
       </w:r>
-      <w:hyperlink r:id="rId62">
+      <w:hyperlink r:id="rId64">
         <w:r>
           <w:rPr>
             <w:rStyle w:val="Hyperlink"/>
@@ -4738,8 +4891,8 @@
         <w:t xml:space="preserve">.</w:t>
       </w:r>
     </w:p>
-    <w:bookmarkEnd w:id="63"/>
-    <w:bookmarkStart w:id="65" w:name="ref-tchebichef1867"/>
+    <w:bookmarkEnd w:id="65"/>
+    <w:bookmarkStart w:id="67" w:name="ref-tchebichef1867"/>
     <w:p>
       <w:pPr>
         <w:pStyle w:val="Bibliography"/>
@@ -4769,7 +4922,7 @@
       <w:r>
         <w:t xml:space="preserve"> </w:t>
       </w:r>
-      <w:hyperlink r:id="rId64">
+      <w:hyperlink r:id="rId66">
         <w:r>
           <w:rPr>
             <w:rStyle w:val="Hyperlink"/>
@@ -4781,8 +4934,8 @@
         <w:t xml:space="preserve">.</w:t>
       </w:r>
     </w:p>
-    <w:bookmarkEnd w:id="65"/>
-    <w:bookmarkStart w:id="67" w:name="ref-vapnik1998"/>
+    <w:bookmarkEnd w:id="67"/>
+    <w:bookmarkStart w:id="69" w:name="ref-vapnik1998"/>
     <w:p>
       <w:pPr>
         <w:pStyle w:val="Bibliography"/>
@@ -4806,7 +4959,7 @@
       <w:r>
         <w:t xml:space="preserve"> </w:t>
       </w:r>
-      <w:hyperlink r:id="rId66">
+      <w:hyperlink r:id="rId68">
         <w:r>
           <w:rPr>
             <w:rStyle w:val="Hyperlink"/>
@@ -4818,9 +4971,9 @@
         <w:t xml:space="preserve">.</w:t>
       </w:r>
     </w:p>
-    <w:bookmarkEnd w:id="67"/>
-    <w:bookmarkEnd w:id="68"/>
     <w:bookmarkEnd w:id="69"/>
+    <w:bookmarkEnd w:id="70"/>
+    <w:bookmarkEnd w:id="71"/>
     <w:sectPr>
       <w:footnotePr>
         <w:numRestart w:val="eachSect"/>

--- a/pr-preview/pr-226/chapters/citations-evidence.docx
+++ b/pr-preview/pr-226/chapters/citations-evidence.docx
@@ -15,7 +15,7 @@
         <w:pStyle w:val="Date"/>
       </w:pPr>
       <w:r>
-        <w:t xml:space="preserve">Last modified: 2026-10-16 03:53:59 (PDT)</w:t>
+        <w:t xml:space="preserve">Last modified: 2026-10-16 04:07:14 (PDT)</w:t>
       </w:r>
     </w:p>
     <w:p>

--- a/pr-preview/pr-226/chapters/citations-evidence.docx
+++ b/pr-preview/pr-226/chapters/citations-evidence.docx
@@ -15,7 +15,7 @@
         <w:pStyle w:val="Date"/>
       </w:pPr>
       <w:r>
-        <w:t xml:space="preserve">Last modified: 2026-10-16 04:07:14 (PDT)</w:t>
+        <w:t xml:space="preserve">Last modified: 2026-10-16 04:17:41 (PDT)</w:t>
       </w:r>
     </w:p>
     <w:p>

--- a/pr-preview/pr-226/chapters/citations-evidence.docx
+++ b/pr-preview/pr-226/chapters/citations-evidence.docx
@@ -15,7 +15,7 @@
         <w:pStyle w:val="Date"/>
       </w:pPr>
       <w:r>
-        <w:t xml:space="preserve">Last modified: 2026-10-16 04:17:41 (PDT)</w:t>
+        <w:t xml:space="preserve">Last modified: 2026-10-16 04:45:33 (PDT)</w:t>
       </w:r>
     </w:p>
     <w:p>
@@ -3267,13 +3267,98 @@
       </w:r>
     </w:p>
     <w:bookmarkEnd w:id="40"/>
-    <w:bookmarkStart w:id="41" w:name="cite-an-alias-directly"/>
+    <w:bookmarkStart w:id="43" w:name="verify-each-bibliography-entry"/>
     <w:p>
       <w:pPr>
         <w:pStyle w:val="Heading2"/>
       </w:pPr>
       <w:r>
-        <w:t xml:space="preserve">12 Cite an alias directly</w:t>
+        <w:t xml:space="preserve">12 Verify each bibliography entry</w:t>
+      </w:r>
+    </w:p>
+    <w:p>
+      <w:pPr>
+        <w:pStyle w:val="FirstParagraph"/>
+      </w:pPr>
+      <w:r>
+        <w:t xml:space="preserve">Check each detail of a bibliography entry against an official source.</w:t>
+      </w:r>
+      <w:r>
+        <w:t xml:space="preserve"> </w:t>
+      </w:r>
+      <w:r>
+        <w:t xml:space="preserve">Look the work up through</w:t>
+      </w:r>
+      <w:r>
+        <w:t xml:space="preserve"> </w:t>
+      </w:r>
+      <w:hyperlink r:id="rId41">
+        <w:r>
+          <w:rPr>
+            <w:rStyle w:val="Hyperlink"/>
+          </w:rPr>
+          <w:t xml:space="preserve">Crossref search</w:t>
+        </w:r>
+      </w:hyperlink>
+      <w:r>
+        <w:t xml:space="preserve"> </w:t>
+      </w:r>
+      <w:r>
+        <w:t xml:space="preserve">or its</w:t>
+      </w:r>
+      <w:r>
+        <w:t xml:space="preserve"> </w:t>
+      </w:r>
+      <w:hyperlink r:id="rId42">
+        <w:r>
+          <w:rPr>
+            <w:rStyle w:val="Hyperlink"/>
+          </w:rPr>
+          <w:t xml:space="preserve">REST API</w:t>
+        </w:r>
+      </w:hyperlink>
+      <w:r>
+        <w:t xml:space="preserve">,</w:t>
+      </w:r>
+      <w:r>
+        <w:t xml:space="preserve"> </w:t>
+      </w:r>
+      <w:r>
+        <w:t xml:space="preserve">check the title, volume, issue and pages against the record,</w:t>
+      </w:r>
+      <w:r>
+        <w:t xml:space="preserve"> </w:t>
+      </w:r>
+      <w:r>
+        <w:t xml:space="preserve">and add the DOI.</w:t>
+      </w:r>
+      <w:r>
+        <w:t xml:space="preserve"> </w:t>
+      </w:r>
+      <w:r>
+        <w:t xml:space="preserve">Check a constant in a cited theorem, such as the factors in an inequality,</w:t>
+      </w:r>
+      <w:r>
+        <w:t xml:space="preserve"> </w:t>
+      </w:r>
+      <w:r>
+        <w:t xml:space="preserve">against a second free, official source,</w:t>
+      </w:r>
+      <w:r>
+        <w:t xml:space="preserve"> </w:t>
+      </w:r>
+      <w:r>
+        <w:t xml:space="preserve">and say in the pull request what you checked against what.</w:t>
+      </w:r>
+    </w:p>
+    <w:bookmarkEnd w:id="43"/>
+    <w:bookmarkStart w:id="44" w:name="cite-an-alias-directly"/>
+    <w:p>
+      <w:pPr>
+        <w:pStyle w:val="Heading2"/>
+      </w:pPr>
+      <w:r>
+        <w:t xml:space="preserve">13 Cite an alias directly</w:t>
       </w:r>
     </w:p>
     <w:p>
@@ -3363,14 +3448,14 @@
         <w:t xml:space="preserve">also called the **alias** [@key, section]</w:t>
       </w:r>
     </w:p>
-    <w:bookmarkEnd w:id="41"/>
-    <w:bookmarkStart w:id="44" w:name="cite-the-original-for-named-results"/>
+    <w:bookmarkEnd w:id="44"/>
+    <w:bookmarkStart w:id="47" w:name="cite-the-original-for-named-results"/>
     <w:p>
       <w:pPr>
         <w:pStyle w:val="Heading2"/>
       </w:pPr>
       <w:r>
-        <w:t xml:space="preserve">13 Cite the original for named results</w:t>
+        <w:t xml:space="preserve">14 Cite the original for named results</w:t>
       </w:r>
     </w:p>
     <w:p>
@@ -3645,7 +3730,7 @@
       <w:r>
         <w:t xml:space="preserve"> </w:t>
       </w:r>
-      <w:hyperlink r:id="rId42">
+      <w:hyperlink r:id="rId45">
         <w:r>
           <w:rPr>
             <w:rStyle w:val="Hyperlink"/>
@@ -3671,7 +3756,7 @@
         <w:t xml:space="preserve">and never fill in a title, volume, or page number from memory.</w:t>
       </w:r>
     </w:p>
-    <w:bookmarkStart w:id="43" w:name="exm-cite-original"/>
+    <w:bookmarkStart w:id="46" w:name="exm-cite-original"/>
     <w:p>
       <w:pPr>
         <w:pStyle w:val="BodyText"/>
@@ -3745,15 +3830,15 @@
         <w:t xml:space="preserve">.</w:t>
       </w:r>
     </w:p>
-    <w:bookmarkEnd w:id="43"/>
-    <w:bookmarkEnd w:id="44"/>
-    <w:bookmarkStart w:id="45" w:name="put-the-content-first"/>
+    <w:bookmarkEnd w:id="46"/>
+    <w:bookmarkEnd w:id="47"/>
+    <w:bookmarkStart w:id="48" w:name="put-the-content-first"/>
     <w:p>
       <w:pPr>
         <w:pStyle w:val="Heading2"/>
       </w:pPr>
       <w:r>
-        <w:t xml:space="preserve">14 Put the content first</w:t>
+        <w:t xml:space="preserve">15 Put the content first</w:t>
       </w:r>
     </w:p>
     <w:p>
@@ -3800,14 +3885,14 @@
         <w:t xml:space="preserve">without commentary on who said it or where it was repeated.</w:t>
       </w:r>
     </w:p>
-    <w:bookmarkEnd w:id="45"/>
-    <w:bookmarkStart w:id="47" w:name="adapting-another-courses-material"/>
+    <w:bookmarkEnd w:id="48"/>
+    <w:bookmarkStart w:id="50" w:name="adapting-another-courses-material"/>
     <w:p>
       <w:pPr>
         <w:pStyle w:val="Heading2"/>
       </w:pPr>
       <w:r>
-        <w:t xml:space="preserve">15 Adapting another course’s material</w:t>
+        <w:t xml:space="preserve">16 Adapting another course’s material</w:t>
       </w:r>
     </w:p>
     <w:p>
@@ -4046,13 +4131,13 @@
         <w:t xml:space="preserve">:::</w:t>
       </w:r>
     </w:p>
-    <w:bookmarkStart w:id="46" w:name="material-from-your-own-repositories"/>
+    <w:bookmarkStart w:id="49" w:name="material-from-your-own-repositories"/>
     <w:p>
       <w:pPr>
         <w:pStyle w:val="Heading3"/>
       </w:pPr>
       <w:r>
-        <w:t xml:space="preserve">15.1 Material from your own repositories</w:t>
+        <w:t xml:space="preserve">16.1 Material from your own repositories</w:t>
       </w:r>
     </w:p>
     <w:p>
@@ -4175,15 +4260,15 @@
         <w:t xml:space="preserve">That link is a cross-reference, not an attribution.</w:t>
       </w:r>
     </w:p>
-    <w:bookmarkEnd w:id="46"/>
-    <w:bookmarkEnd w:id="47"/>
-    <w:bookmarkStart w:id="48" w:name="common-citation-errors-to-avoid"/>
+    <w:bookmarkEnd w:id="49"/>
+    <w:bookmarkEnd w:id="50"/>
+    <w:bookmarkStart w:id="51" w:name="common-citation-errors-to-avoid"/>
     <w:p>
       <w:pPr>
         <w:pStyle w:val="Heading2"/>
       </w:pPr>
       <w:r>
-        <w:t xml:space="preserve">16 Common citation errors to avoid</w:t>
+        <w:t xml:space="preserve">17 Common citation errors to avoid</w:t>
       </w:r>
     </w:p>
     <w:p>
@@ -4361,23 +4446,23 @@
         <w:t xml:space="preserve">: Failing to cite work that directly influenced your ideas</w:t>
       </w:r>
     </w:p>
-    <w:bookmarkEnd w:id="48"/>
-    <w:bookmarkStart w:id="54" w:name="examples"/>
+    <w:bookmarkEnd w:id="51"/>
+    <w:bookmarkStart w:id="57" w:name="examples"/>
     <w:p>
       <w:pPr>
         <w:pStyle w:val="Heading2"/>
       </w:pPr>
       <w:r>
-        <w:t xml:space="preserve">17 Examples</w:t>
-      </w:r>
-    </w:p>
-    <w:bookmarkStart w:id="49" w:name="poor-unsupported-claim"/>
+        <w:t xml:space="preserve">18 Examples</w:t>
+      </w:r>
+    </w:p>
+    <w:bookmarkStart w:id="52" w:name="poor-unsupported-claim"/>
     <w:p>
       <w:pPr>
         <w:pStyle w:val="Heading3"/>
       </w:pPr>
       <w:r>
-        <w:t xml:space="preserve">17.1 Poor (unsupported claim)</w:t>
+        <w:t xml:space="preserve">18.1 Poor (unsupported claim)</w:t>
       </w:r>
     </w:p>
     <w:p>
@@ -4403,14 +4488,14 @@
         <w:t xml:space="preserve">: This claim is stated as fact without any support.</w:t>
       </w:r>
     </w:p>
-    <w:bookmarkEnd w:id="49"/>
-    <w:bookmarkStart w:id="50" w:name="better-citation-provided"/>
+    <w:bookmarkEnd w:id="52"/>
+    <w:bookmarkStart w:id="53" w:name="better-citation-provided"/>
     <w:p>
       <w:pPr>
         <w:pStyle w:val="Heading3"/>
       </w:pPr>
       <w:r>
-        <w:t xml:space="preserve">17.2 Better (citation provided)</w:t>
+        <w:t xml:space="preserve">18.2 Better (citation provided)</w:t>
       </w:r>
     </w:p>
     <w:p>
@@ -4445,14 +4530,14 @@
         <w:t xml:space="preserve">: Citations provide evidence for the claim.</w:t>
       </w:r>
     </w:p>
-    <w:bookmarkEnd w:id="50"/>
-    <w:bookmarkStart w:id="51" w:name="best-citation-with-context"/>
+    <w:bookmarkEnd w:id="53"/>
+    <w:bookmarkStart w:id="54" w:name="best-citation-with-context"/>
     <w:p>
       <w:pPr>
         <w:pStyle w:val="Heading3"/>
       </w:pPr>
       <w:r>
-        <w:t xml:space="preserve">17.3 Best (citation with context)</w:t>
+        <w:t xml:space="preserve">18.3 Best (citation with context)</w:t>
       </w:r>
     </w:p>
     <w:p>
@@ -4499,14 +4584,14 @@
         <w:t xml:space="preserve">: The specific support each citation provides is explained.</w:t>
       </w:r>
     </w:p>
-    <w:bookmarkEnd w:id="51"/>
-    <w:bookmarkStart w:id="52" w:name="poor-irrelevant-citation"/>
+    <w:bookmarkEnd w:id="54"/>
+    <w:bookmarkStart w:id="55" w:name="poor-irrelevant-citation"/>
     <w:p>
       <w:pPr>
         <w:pStyle w:val="Heading3"/>
       </w:pPr>
       <w:r>
-        <w:t xml:space="preserve">17.4 Poor (irrelevant citation)</w:t>
+        <w:t xml:space="preserve">18.4 Poor (irrelevant citation)</w:t>
       </w:r>
     </w:p>
     <w:p>
@@ -4541,14 +4626,14 @@
         <w:t xml:space="preserve">: Knuth’s 1984 paper on literate programming doesn’t address Python or data science.</w:t>
       </w:r>
     </w:p>
-    <w:bookmarkEnd w:id="52"/>
-    <w:bookmarkStart w:id="53" w:name="better-relevant-citation"/>
+    <w:bookmarkEnd w:id="55"/>
+    <w:bookmarkStart w:id="56" w:name="better-relevant-citation"/>
     <w:p>
       <w:pPr>
         <w:pStyle w:val="Heading3"/>
       </w:pPr>
       <w:r>
-        <w:t xml:space="preserve">17.5 Better (relevant citation)</w:t>
+        <w:t xml:space="preserve">18.5 Better (relevant citation)</w:t>
       </w:r>
     </w:p>
     <w:p>
@@ -4583,15 +4668,15 @@
         <w:t xml:space="preserve">: The citation is to a current survey of programming language usage.</w:t>
       </w:r>
     </w:p>
-    <w:bookmarkEnd w:id="53"/>
-    <w:bookmarkEnd w:id="54"/>
-    <w:bookmarkStart w:id="71" w:name="conclusion"/>
+    <w:bookmarkEnd w:id="56"/>
+    <w:bookmarkEnd w:id="57"/>
+    <w:bookmarkStart w:id="74" w:name="conclusion"/>
     <w:p>
       <w:pPr>
         <w:pStyle w:val="Heading2"/>
       </w:pPr>
       <w:r>
-        <w:t xml:space="preserve">18 Conclusion</w:t>
+        <w:t xml:space="preserve">19 Conclusion</w:t>
       </w:r>
     </w:p>
     <w:p>
@@ -4644,8 +4729,8 @@
         <w:t xml:space="preserve">add a citation or present direct evidence.</w:t>
       </w:r>
     </w:p>
-    <w:bookmarkStart w:id="70" w:name="refs"/>
-    <w:bookmarkStart w:id="56" w:name="ref-bienayme1853"/>
+    <w:bookmarkStart w:id="73" w:name="refs"/>
+    <w:bookmarkStart w:id="59" w:name="ref-bienayme1853"/>
     <w:p>
       <w:pPr>
         <w:pStyle w:val="Bibliography"/>
@@ -4690,7 +4775,7 @@
       <w:r>
         <w:t xml:space="preserve"> </w:t>
       </w:r>
-      <w:hyperlink r:id="rId55">
+      <w:hyperlink r:id="rId58">
         <w:r>
           <w:rPr>
             <w:rStyle w:val="Hyperlink"/>
@@ -4702,8 +4787,8 @@
         <w:t xml:space="preserve">.</w:t>
       </w:r>
     </w:p>
-    <w:bookmarkEnd w:id="56"/>
-    <w:bookmarkStart w:id="58" w:name="ref-blitzstein2019introduction"/>
+    <w:bookmarkEnd w:id="59"/>
+    <w:bookmarkStart w:id="61" w:name="ref-blitzstein2019introduction"/>
     <w:p>
       <w:pPr>
         <w:pStyle w:val="Bibliography"/>
@@ -4727,7 +4812,7 @@
       <w:r>
         <w:t xml:space="preserve"> </w:t>
       </w:r>
-      <w:hyperlink r:id="rId57">
+      <w:hyperlink r:id="rId60">
         <w:r>
           <w:rPr>
             <w:rStyle w:val="Hyperlink"/>
@@ -4739,8 +4824,8 @@
         <w:t xml:space="preserve">.</w:t>
       </w:r>
     </w:p>
-    <w:bookmarkEnd w:id="58"/>
-    <w:bookmarkStart w:id="60" w:name="ref-hawkins2004"/>
+    <w:bookmarkEnd w:id="61"/>
+    <w:bookmarkStart w:id="63" w:name="ref-hawkins2004"/>
     <w:p>
       <w:pPr>
         <w:pStyle w:val="Bibliography"/>
@@ -4773,7 +4858,7 @@
       <w:r>
         <w:t xml:space="preserve"> </w:t>
       </w:r>
-      <w:hyperlink r:id="rId59">
+      <w:hyperlink r:id="rId62">
         <w:r>
           <w:rPr>
             <w:rStyle w:val="Hyperlink"/>
@@ -4785,8 +4870,8 @@
         <w:t xml:space="preserve">.</w:t>
       </w:r>
     </w:p>
-    <w:bookmarkEnd w:id="60"/>
-    <w:bookmarkStart w:id="62" w:name="ref-knuth84"/>
+    <w:bookmarkEnd w:id="63"/>
+    <w:bookmarkStart w:id="65" w:name="ref-knuth84"/>
     <w:p>
       <w:pPr>
         <w:pStyle w:val="Bibliography"/>
@@ -4819,7 +4904,7 @@
       <w:r>
         <w:t xml:space="preserve"> </w:t>
       </w:r>
-      <w:hyperlink r:id="rId61">
+      <w:hyperlink r:id="rId64">
         <w:r>
           <w:rPr>
             <w:rStyle w:val="Hyperlink"/>
@@ -4831,8 +4916,8 @@
         <w:t xml:space="preserve">.</w:t>
       </w:r>
     </w:p>
-    <w:bookmarkEnd w:id="62"/>
-    <w:bookmarkStart w:id="63" w:name="ref-mitchell1997"/>
+    <w:bookmarkEnd w:id="65"/>
+    <w:bookmarkStart w:id="66" w:name="ref-mitchell1997"/>
     <w:p>
       <w:pPr>
         <w:pStyle w:val="Bibliography"/>
@@ -4854,8 +4939,8 @@
         <w:t xml:space="preserve">. McGraw-Hill.</w:t>
       </w:r>
     </w:p>
-    <w:bookmarkEnd w:id="63"/>
-    <w:bookmarkStart w:id="65" w:name="ref-stackoverflow2024"/>
+    <w:bookmarkEnd w:id="66"/>
+    <w:bookmarkStart w:id="68" w:name="ref-stackoverflow2024"/>
     <w:p>
       <w:pPr>
         <w:pStyle w:val="Bibliography"/>
@@ -4879,7 +4964,7 @@
       <w:r>
         <w:t xml:space="preserve"> </w:t>
       </w:r>
-      <w:hyperlink r:id="rId64">
+      <w:hyperlink r:id="rId67">
         <w:r>
           <w:rPr>
             <w:rStyle w:val="Hyperlink"/>
@@ -4891,8 +4976,8 @@
         <w:t xml:space="preserve">.</w:t>
       </w:r>
     </w:p>
-    <w:bookmarkEnd w:id="65"/>
-    <w:bookmarkStart w:id="67" w:name="ref-tchebichef1867"/>
+    <w:bookmarkEnd w:id="68"/>
+    <w:bookmarkStart w:id="70" w:name="ref-tchebichef1867"/>
     <w:p>
       <w:pPr>
         <w:pStyle w:val="Bibliography"/>
@@ -4922,7 +5007,7 @@
       <w:r>
         <w:t xml:space="preserve"> </w:t>
       </w:r>
-      <w:hyperlink r:id="rId66">
+      <w:hyperlink r:id="rId69">
         <w:r>
           <w:rPr>
             <w:rStyle w:val="Hyperlink"/>
@@ -4934,8 +5019,8 @@
         <w:t xml:space="preserve">.</w:t>
       </w:r>
     </w:p>
-    <w:bookmarkEnd w:id="67"/>
-    <w:bookmarkStart w:id="69" w:name="ref-vapnik1998"/>
+    <w:bookmarkEnd w:id="70"/>
+    <w:bookmarkStart w:id="72" w:name="ref-vapnik1998"/>
     <w:p>
       <w:pPr>
         <w:pStyle w:val="Bibliography"/>
@@ -4959,7 +5044,7 @@
       <w:r>
         <w:t xml:space="preserve"> </w:t>
       </w:r>
-      <w:hyperlink r:id="rId68">
+      <w:hyperlink r:id="rId71">
         <w:r>
           <w:rPr>
             <w:rStyle w:val="Hyperlink"/>
@@ -4971,9 +5056,9 @@
         <w:t xml:space="preserve">.</w:t>
       </w:r>
     </w:p>
-    <w:bookmarkEnd w:id="69"/>
-    <w:bookmarkEnd w:id="70"/>
-    <w:bookmarkEnd w:id="71"/>
+    <w:bookmarkEnd w:id="72"/>
+    <w:bookmarkEnd w:id="73"/>
+    <w:bookmarkEnd w:id="74"/>
     <w:sectPr>
       <w:footnotePr>
         <w:numRestart w:val="eachSect"/>

--- a/pr-preview/pr-226/chapters/citations-evidence.docx
+++ b/pr-preview/pr-226/chapters/citations-evidence.docx
@@ -15,7 +15,7 @@
         <w:pStyle w:val="Date"/>
       </w:pPr>
       <w:r>
-        <w:t xml:space="preserve">Last modified: 2026-10-16 04:45:33 (PDT)</w:t>
+        <w:t xml:space="preserve">Last modified: 2026-10-16 04:53:15 (PDT)</w:t>
       </w:r>
     </w:p>
     <w:p>

--- a/pr-preview/pr-226/chapters/citations-evidence.docx
+++ b/pr-preview/pr-226/chapters/citations-evidence.docx
@@ -15,7 +15,7 @@
         <w:pStyle w:val="Date"/>
       </w:pPr>
       <w:r>
-        <w:t xml:space="preserve">Last modified: 2026-10-16 04:53:15 (PDT)</w:t>
+        <w:t xml:space="preserve">Last modified: 2026-10-16 05:00:23 (PDT)</w:t>
       </w:r>
     </w:p>
     <w:p>
